--- a/natija/006.docx
+++ b/natija/006.docx
@@ -8,7 +8,7 @@
         <w:spacing w:after="240"/>
       </w:pPr>
       <w:r>
-        <w:t xml:space="preserve">006. Tayyorlangan preparatni oddiy usulda bo'yash</w:t>
+        <w:t xml:space="preserve">006. Tayyorlangan preparatni quritish va fiksatsiya qilish</w:t>
       </w:r>
     </w:p>
     <w:p>
@@ -26,7 +26,7 @@
         <w:jc w:val="both"/>
       </w:pPr>
       <w:r>
-        <w:t xml:space="preserve">Mikroblar deyarli rangsiz va shaffof bo'lgani uchun ularni oddiy yorug'lik mikroskopida bo'yamasdan ko'rish qiyin. Bo'yash mikroblar bilan muhit o'rtasida kontrast yaratib, ularning shakli, o'lchami va joylashuvini aniq ko'rishga imkon beradi [1][2]. Oddiy (sodda) bo'yash usulida faqat bitta bo'yoq ishlatiladi va barcha mikroblar bir xil rangga bo'yaladi; bu usul mikroblarning morfologiyasini o'rganish uchun qo'llaniladi. Oddiy bo'yash, murakkab (differensial) bo'yashdan farqli ravishda, bir bosqichdan iborat bo'lib, u mikrobning faqat umumiy ko'rinishini namoyon qiladi, biroq uning devor tuzilishi yoki ichki kimyoviy xususiyatlari haqida ma'lumot bermaydi.</w:t>
+        <w:t xml:space="preserve">Surtma preparat tayyorlangandan so'ng, uni bo'yashdan oldin ikki muhim bosqichdan — quritish va fiksatsiyadan o'tkazish zarur. Bu bosqichlar mikroblarni buyum oynasiga mustahkam biriktiradi, ularni o'ldiradi (zararsizlantiradi) va hujayra tuzilishini bo'yashga tayyorlaydi [1][2]. Noto'g'ri quritilgan yoki fiksatsiya qilinmagan preparat bo'yash paytida yuvilib ketadi, bu esa tahlil natijasini butunlay yo'qqa chiqaradi.</w:t>
       </w:r>
     </w:p>
     <w:p>
@@ -35,25 +35,16 @@
         <w:spacing w:after="120" w:before="200"/>
       </w:pPr>
       <w:r>
-        <w:t xml:space="preserve">Oddiy bo'yashning mohiyati</w:t>
-      </w:r>
-    </w:p>
-    <w:p>
-      <w:pPr>
-        <w:spacing w:after="120" w:line="276"/>
-        <w:jc w:val="both"/>
-      </w:pPr>
-      <w:r>
-        <w:t xml:space="preserve">Oddiy bo'yash — bitta asosli (ishqoriy) bo'yoq yordamida mikrob hujayralarini bo'yashga asoslangan. Bakteriya hujayrasining yuzasi manfiy zaryadlangani uchun u musbat zaryadli (kation) asosli bo'yoqlarni yaxshi qabul qiladi [1][2]. Shu sababli oddiy bo'yashda asosli bo'yoqlar ishlatiladi. Bu usul differensial emas: u mikroblarni guruhlarga ajratmaydi, faqat ularning umumiy morfologik ko'rinishini namoyon qiladi.</w:t>
-      </w:r>
-    </w:p>
-    <w:p>
-      <w:pPr>
-        <w:spacing w:after="120" w:line="276"/>
-        <w:jc w:val="both"/>
-      </w:pPr>
-      <w:r>
-        <w:t xml:space="preserve">Bo'yoqlar kimyoviy tabiatiga ko'ra asosli (ishqoriy) va kislotali bo'yoqlarga bo'linadi. Asosli bo'yoqlarda rang beruvchi qism (xromofor) musbat zaryadga ega bo'lib, manfiy zaryadli bakteriya hujayrasiga tortiladi; kislotali bo'yoqlar esa manfiy zaryadga ega bo'lib, hujayra tomonidan qaytariladi va shu bois fonni bo'yashda (negativ bo'yash) ishlatiladi [1][2]. Oddiy bo'yashda deyarli har doim asosli bo'yoqlar qo'llaniladi, chunki ular bakteriya hujayrasiga mustahkam bog'lanadi.</w:t>
+        <w:t xml:space="preserve">Quritish va fiksatsiyaning umumiy maqsadi</w:t>
+      </w:r>
+    </w:p>
+    <w:p>
+      <w:pPr>
+        <w:spacing w:after="120" w:line="276"/>
+        <w:jc w:val="both"/>
+      </w:pPr>
+      <w:r>
+        <w:t xml:space="preserve">Surtma preparat tayyorlangach, uning ustida suyuqlik (suv yoki oziqa muhiti qoldig'i) bo'ladi. Agar bu nam surtma to'g'ridan-to'g'ri bo'yalsa, mikroblar oynaga mahkam yopishmagani uchun yuvilib ketadi va fiksatsiyalanmagan tirik mikroblar xodim uchun xavf tug'diradi [1][2]. Shu sababli har qanday bo'yashdan oldin ikki tayyorlov bosqichi — quritish va fiksatsiya majburiy bajariladi. Bu ikki jarayon birgalikda surtmani barqaror, xavfsiz va bo'yoqni yaxshi qabul qiladigan holatga keltiradi.</w:t>
       </w:r>
     </w:p>
     <w:p>
@@ -62,16 +53,43 @@
         <w:spacing w:after="120" w:before="200"/>
       </w:pPr>
       <w:r>
-        <w:t xml:space="preserve">Qo'llaniladigan bo'yoqlar</w:t>
-      </w:r>
-    </w:p>
-    <w:p>
-      <w:pPr>
-        <w:spacing w:after="120" w:line="276"/>
-        <w:jc w:val="both"/>
-      </w:pPr>
-      <w:r>
-        <w:t xml:space="preserve">Oddiy bo'yash uchun quyidagi asosli bo'yoqlar keng ishlatiladi [1][2]:</w:t>
+        <w:t xml:space="preserve">Preparatni quritish</w:t>
+      </w:r>
+    </w:p>
+    <w:p>
+      <w:pPr>
+        <w:spacing w:after="120" w:line="276"/>
+        <w:jc w:val="both"/>
+      </w:pPr>
+      <w:r>
+        <w:t xml:space="preserve">Quritish — surtmadagi ortiqcha namlikni ketkazish jarayonidir. Preparat xona haroratida, havoda, gorizontal holatda, mikroblar yuzasi yuqoriga qaragan tarzda quritiladi [1][2]. Quritishni tezlashtirish uchun preparatni alanga ustida yuqoridan, lekin sekin va ehtiyotkorlik bilan ilitish mumkin — biroq bevosita alangada qizdirish mumkin emas, chunki haddan tashqari issiqlik hujayralar morfologiyasini buzadi. To'g'ri quritilgan surtma ustida nam iz qolmaydi.</w:t>
+      </w:r>
+    </w:p>
+    <w:p>
+      <w:pPr>
+        <w:spacing w:after="120" w:line="276"/>
+        <w:jc w:val="both"/>
+      </w:pPr>
+      <w:r>
+        <w:t xml:space="preserve">Quritish tabiiy ravishda, ya'ni havoda amalga oshirilishi afzal; bu hujayra shaklini eng yaxshi saqlaydi [2]. Shoshilinch quritish yoki qizdirib quritish faqat zarur hollarda va juda ehtiyotkorlik bilan qo'llaniladi.</w:t>
+      </w:r>
+    </w:p>
+    <w:p>
+      <w:pPr>
+        <w:pStyle w:val="Heading2"/>
+        <w:spacing w:after="120" w:before="200"/>
+      </w:pPr>
+      <w:r>
+        <w:t xml:space="preserve">Fiksatsiya qilish</w:t>
+      </w:r>
+    </w:p>
+    <w:p>
+      <w:pPr>
+        <w:spacing w:after="120" w:line="276"/>
+        <w:jc w:val="both"/>
+      </w:pPr>
+      <w:r>
+        <w:t xml:space="preserve">Fiksatsiya (mustahkamlash) uch asosiy maqsadni ko'zlaydi [1][2]:</w:t>
       </w:r>
     </w:p>
     <w:p>
@@ -84,7 +102,7 @@
         <w:spacing w:after="60" w:line="276"/>
       </w:pPr>
       <w:r>
-        <w:t xml:space="preserve">metilen ko'ki (ko'k rang beradi, ko'pincha Leffler modifikatsiyasida);</w:t>
+        <w:t xml:space="preserve">mikroblarni buyum oynasiga mustahkam biriktirish, toki ular bo'yash va yuvish paytida ketib qolmasin;</w:t>
       </w:r>
     </w:p>
     <w:p>
@@ -97,7 +115,7 @@
         <w:spacing w:after="60" w:line="276"/>
       </w:pPr>
       <w:r>
-        <w:t xml:space="preserve">fuksin (Pfeiffer suyultirilgan fuksini — qizg'ish rang);</w:t>
+        <w:t xml:space="preserve">mikroblarni o'ldirish (zararsizlantirish), bu xodim uchun xavfsizlikni oshiradi;</w:t>
       </w:r>
     </w:p>
     <w:p>
@@ -110,20 +128,34 @@
         <w:spacing w:after="60" w:line="276"/>
       </w:pPr>
       <w:r>
-        <w:t xml:space="preserve">gentsian binafshasi yoki kristall binafsha (binafsha rang);</w:t>
-      </w:r>
-    </w:p>
-    <w:p>
-      <w:pPr>
-        <w:pStyle w:val="ListParagraph"/>
-        <w:numPr>
-          <w:ilvl w:val="0"/>
-          <w:numId w:val="2"/>
-        </w:numPr>
-        <w:spacing w:after="60" w:line="276"/>
-      </w:pPr>
-      <w:r>
-        <w:t xml:space="preserve">safranin (qizil-to'q sariq rang).</w:t>
+        <w:t xml:space="preserve">hujayra sitoplazmasining oqsillarini koagulyatsiya qilib, ularning bo'yoqni yaxshi qabul qilishini ta'minlash.</w:t>
+      </w:r>
+    </w:p>
+    <w:p>
+      <w:pPr>
+        <w:spacing w:after="120" w:line="276"/>
+        <w:jc w:val="both"/>
+      </w:pPr>
+      <w:r>
+        <w:t xml:space="preserve">Fiksatsiyaning ikki asosiy usuli mavjud: fizikaviy (termik) va kimyoviy. Termik fiksatsiya eng keng tarqalgan: quritilgan preparat (surtma tomoni yuqoriga qaragan holda) spirtli lampa yoki gorelka alangasidan 3–4 marta tez o'tkaziladi [1][2]. Oyna haddan tashqari qizib ketmasligi kerak — uni qo'l orqa tomoniga tekkizganda chidasa bo'ladigan darajada iliq bo'lishi me'yor hisoblanadi. Haddan ortiq qizdirish mikroblarni deformatsiyaga uchratadi.</w:t>
+      </w:r>
+    </w:p>
+    <w:p>
+      <w:pPr>
+        <w:spacing w:after="120" w:line="276"/>
+        <w:jc w:val="both"/>
+      </w:pPr>
+      <w:r>
+        <w:t xml:space="preserve">Kimyoviy fiksatsiya nozik hujayralar (masalan, qon surtmalari, sezgir mikroblar) uchun qo'llaniladi. Bunda fiksatorlar sifatida metil spirti (3–5 daqiqa), etil spirti, Nikiforov aralashmasi (spirt va efir teng nisbatda) yoki atseton ishlatiladi [2]. Kimyoviy fiksatsiya hujayra morfologiyasini termik usuldan ko'ra yaxshiroq saqlaydi, shu bois sitologik va ba'zi maxsus bo'yash usullarida afzal ko'riladi.</w:t>
+      </w:r>
+    </w:p>
+    <w:p>
+      <w:pPr>
+        <w:spacing w:after="120" w:line="276"/>
+        <w:jc w:val="both"/>
+      </w:pPr>
+      <w:r>
+        <w:t xml:space="preserve">Termik fiksatsiya mexanizmi sitoplazma oqsillarining issiqlik ta'sirida koagulyatsiyaga (ivishiga) asoslangan: ivigan oqsillar mikrobni oynaga biriktiradi va hujayra tuzilishini mustahkamlaydi [2]. Shu bilan birga issiqlik mikroblarning ko'pchiligini o'ldiradi. Ammo termik fiksatsiya nozik hujayra tuzilmalarini biroz buzishi mumkin, shu bois u morfologiyani qo'pol baholash uchun yetarli, lekin nozik sitologik tahlil uchun kamroq mos keladi.</w:t>
       </w:r>
     </w:p>
     <w:p>
@@ -132,16 +164,79 @@
         <w:spacing w:after="120" w:before="200"/>
       </w:pPr>
       <w:r>
-        <w:t xml:space="preserve">Bo'yash bosqichlari</w:t>
-      </w:r>
-    </w:p>
-    <w:p>
-      <w:pPr>
-        <w:spacing w:after="120" w:line="276"/>
-        <w:jc w:val="both"/>
-      </w:pPr>
-      <w:r>
-        <w:t xml:space="preserve">Oddiy bo'yash quyidagi izchillikda bajariladi [1][2]:</w:t>
+        <w:t xml:space="preserve">Usulni tanlash va texnik qoidalar</w:t>
+      </w:r>
+    </w:p>
+    <w:p>
+      <w:pPr>
+        <w:spacing w:after="120" w:line="276"/>
+        <w:jc w:val="both"/>
+      </w:pPr>
+      <w:r>
+        <w:t xml:space="preserve">Fiksatsiya usuli tekshirish maqsadiga va mikrob turiga qarab tanlanadi. Oddiy bakteriologik tekshiruvlarda termik fiksatsiya yetarli, nozik tuzilmalarni o'rganishda esa kimyoviy fiksatsiya afzal [1][2]. Termik fiksatsiyada oynani alangadan tez o'tkazish, surtma tomonini pastga qaratmaslik va preparatni to'liq quritilgandan keyingina fiksatsiya qilish asosiy qoidalardir. Nam preparatni fiksatsiya qilish mikroblarni qaynatib, morfologiyani buzadi.</w:t>
+      </w:r>
+    </w:p>
+    <w:p>
+      <w:pPr>
+        <w:pStyle w:val="Heading2"/>
+        <w:spacing w:after="120" w:before="200"/>
+      </w:pPr>
+      <w:r>
+        <w:t xml:space="preserve">Fiksatsiya sifatiga ta'sir etuvchi omillar</w:t>
+      </w:r>
+    </w:p>
+    <w:p>
+      <w:pPr>
+        <w:spacing w:after="120" w:line="276"/>
+        <w:jc w:val="both"/>
+      </w:pPr>
+      <w:r>
+        <w:t xml:space="preserve">Fiksatsiya natijasi bir qancha omillarga bog'liq: surtmaning qalinligi, quritish darajasi, harorat va ta'sir vaqti [1][2]. Juda qalin surtmada termik fiksatsiya ichki qatlamlarga yetib bormasligi mumkin, natijada mikroblar to'liq biriktirilmaydi. Haddan ortiq qizdirish esa hujayra devorini buzadi, mikroblar cho'ziladi yoki yorilib ketadi va morfologik baholash buziladi. Shu sababli fiksatsiya oltin o'rtalikni topishni talab qiladi: mikroblar mustahkam biriktirilsin, lekin shakli saqlansin.</w:t>
+      </w:r>
+    </w:p>
+    <w:p>
+      <w:pPr>
+        <w:spacing w:after="120" w:line="276"/>
+        <w:jc w:val="both"/>
+      </w:pPr>
+      <w:r>
+        <w:t xml:space="preserve">Kimyoviy fiksatsiyada fiksator turi va ta'sir vaqti ham muhim. Metanol bilan fiksatsiya qon surtmalari va nozik hujayralar uchun standart hisoblanadi, chunki u hujayralarni kuydirmasdan, ularning tabiiy tuzilishini maksimal saqlaydi [2]. Ba'zi maxsus bo'yash usullarida (masalan, immunoflyuoressent tekshiruvlarda) aynan kimyoviy fiksatsiya talab qilinadi, chunki termik fiksatsiya antigenlarning tuzilishini o'zgartirishi mumkin.</w:t>
+      </w:r>
+    </w:p>
+    <w:p>
+      <w:pPr>
+        <w:pStyle w:val="Heading2"/>
+        <w:spacing w:after="120" w:before="200"/>
+      </w:pPr>
+      <w:r>
+        <w:t xml:space="preserve">Xavfsizlik jihatlari</w:t>
+      </w:r>
+    </w:p>
+    <w:p>
+      <w:pPr>
+        <w:spacing w:after="120" w:line="276"/>
+        <w:jc w:val="both"/>
+      </w:pPr>
+      <w:r>
+        <w:t xml:space="preserve">Fiksatsiya mikroblarni o'ldirsa-da, u sporalarni har doim ham yo'q qila olmaydi; shuning uchun fiksatsiyadan keyin ham preparat potensial xavfli deb hisoblanadi va ehtiyotkorlik saqlanadi [3]. Kimyoviy fiksatorlar (spirt, efir, atseton) yonuvchan bo'lgani uchun alangadan uzoqda ishlatiladi. Barcha ishlatilgan preparatlar tahlil tugagach belgilangan tartibda zararsizlantiriladi. Sil kabi xavfli infeksiyalar bilan ishlaganda, surtma preparatlar ham to'liq zararsizlantirilmaguncha xavfli deb qaraladi.</w:t>
+      </w:r>
+    </w:p>
+    <w:p>
+      <w:pPr>
+        <w:pStyle w:val="Heading2"/>
+        <w:spacing w:after="120" w:before="200"/>
+      </w:pPr>
+      <w:r>
+        <w:t xml:space="preserve">Ko'p uchraydigan xatolar</w:t>
+      </w:r>
+    </w:p>
+    <w:p>
+      <w:pPr>
+        <w:spacing w:after="120" w:line="276"/>
+        <w:jc w:val="both"/>
+      </w:pPr>
+      <w:r>
+        <w:t xml:space="preserve">Quritish va fiksatsiya bosqichida quyidagi xatolar tez-tez uchraydi [2]:</w:t>
       </w:r>
     </w:p>
     <w:p>
@@ -154,7 +249,7 @@
         <w:spacing w:after="60" w:line="276"/>
       </w:pPr>
       <w:r>
-        <w:t xml:space="preserve">Quritilgan va fiksatsiya qilingan preparat gorizontal holatda bo'yash tokchasiga qo'yiladi;</w:t>
+        <w:t xml:space="preserve">nam preparatni fiksatsiya qilish — suv qaynab, mikroblar qisqaradi va deformatsiyaga uchraydi;</w:t>
       </w:r>
     </w:p>
     <w:p>
@@ -167,7 +262,7 @@
         <w:spacing w:after="60" w:line="276"/>
       </w:pPr>
       <w:r>
-        <w:t xml:space="preserve">Surtma yuzasiga tanlangan bo'yoq eritmasi to'liq qoplaydigan darajada tomiziladi;</w:t>
+        <w:t xml:space="preserve">haddan ortiq qizdirish — hujayralar yorilib, morfologiya buziladi;</w:t>
       </w:r>
     </w:p>
     <w:p>
@@ -180,7 +275,7 @@
         <w:spacing w:after="60" w:line="276"/>
       </w:pPr>
       <w:r>
-        <w:t xml:space="preserve">Bo'yoq belgilangan vaqt (bo'yoqqa qarab, odatda 1–3 daqiqa) ta'sir etib turadi;</w:t>
+        <w:t xml:space="preserve">surtma tomonini alangaga qaratish — preparat kuyadi;</w:t>
       </w:r>
     </w:p>
     <w:p>
@@ -193,7 +288,7 @@
         <w:spacing w:after="60" w:line="276"/>
       </w:pPr>
       <w:r>
-        <w:t xml:space="preserve">Bo'yoq ortig'i sekin oqib tushadigan suv (yoki distillangan suv) bilan ehtiyotkorlik bilan yuviladi;</w:t>
+        <w:t xml:space="preserve">yetarli fiksatsiya qilmaslik — bo'yash paytida mikroblar yuvilib ketadi;</w:t>
       </w:r>
     </w:p>
     <w:p>
@@ -206,16 +301,16 @@
         <w:spacing w:after="60" w:line="276"/>
       </w:pPr>
       <w:r>
-        <w:t xml:space="preserve">Preparat filtr qog'oz bilan ehtiyotkorlik bilan quritiladi va mikroskopda immersion ob'ektiv ostida ko'riladi.</w:t>
-      </w:r>
-    </w:p>
-    <w:p>
-      <w:pPr>
-        <w:spacing w:after="120" w:line="276"/>
-        <w:jc w:val="both"/>
-      </w:pPr>
-      <w:r>
-        <w:t xml:space="preserve">Bo'yash vaqti muhim ahamiyatga ega: juda qisqa vaqt yetarli bo'yalmaslikka, juda uzoq vaqt esa haddan ortiq bo'yalib, fon qoraygan tasvirga olib keladi [2]. Yuvish paytida suv to'g'ridan-to'g'ri surtmaga kuchli oqim bilan yo'naltirilmaydi, aks holda mikroblar yuvilib ketishi mumkin.</w:t>
+        <w:t xml:space="preserve">kimyoviy fiksatorni alanga yaqinida ishlatish — yong'in xavfi.</w:t>
+      </w:r>
+    </w:p>
+    <w:p>
+      <w:pPr>
+        <w:spacing w:after="120" w:line="276"/>
+        <w:jc w:val="both"/>
+      </w:pPr>
+      <w:r>
+        <w:t xml:space="preserve">To'g'ri bajarilgan quritish va fiksatsiyaning belgisi — bo'yash va yuvishdan keyin surtmaning oynada barqaror turishi va mikroblarning aniq, deformatsiyasiz ko'rinishidir [1][2]. Agar mikroblar yuvilib ketsa yoki shakli buzilgan bo'lsa, bu tayyorlov bosqichidagi xatoga ishora qiladi. Shu bois bu bosqichlar oddiy ko'rinsa-da, mahorat va diqqat talab qiladi.</w:t>
       </w:r>
     </w:p>
     <w:p>
@@ -224,105 +319,6 @@
         <w:spacing w:after="120" w:before="200"/>
       </w:pPr>
       <w:r>
-        <w:t xml:space="preserve">Metilen ko'ki bilan bo'yash (namuna sifatida)</w:t>
-      </w:r>
-    </w:p>
-    <w:p>
-      <w:pPr>
-        <w:spacing w:after="120" w:line="276"/>
-        <w:jc w:val="both"/>
-      </w:pPr>
-      <w:r>
-        <w:t xml:space="preserve">Oddiy bo'yashning eng ko'p qo'llaniladigan varianti — Leffler metilen ko'ki bilan bo'yashdir. Fiksatsiya qilingan preparatga metilen ko'ki tomiziladi va 2–3 daqiqa ushlab turiladi, so'ngra suv bilan yuvib quritiladi [1][2]. Bu usul mikroblarni ko'k rangga bo'yab, ularning shakli va joylashuvini aniq ko'rsatadi. Metilen ko'ki, ayniqsa, ba'zi mikroblarda metaxromatik (polar) donachalarni ko'rsatishda qulay — masalan, bo'g'ma qo'zg'atuvchisi Corynebacterium diphtheriae da Babesh-Ernst donachalari aniq ko'rinadi, bu diagnostik ahamiyatga ega belgi hisoblanadi.</w:t>
-      </w:r>
-    </w:p>
-    <w:p>
-      <w:pPr>
-        <w:spacing w:after="120" w:line="276"/>
-        <w:jc w:val="both"/>
-      </w:pPr>
-      <w:r>
-        <w:t xml:space="preserve">Fuksin bilan bo'yashda esa Pfeiffer suyultirilgan fuksini ishlatilib, 1–2 daqiqa ta'sir ettiriladi; bu usul tez bo'yaydi va mikroblarni pushti-qizil rangda ko'rsatadi [2]. Bo'yoq tanlashda mikrobning xususiyatlari va tekshiruv maqsadi hisobga olinadi. Amaliyotda ko'pincha metilen ko'ki afzal ko'riladi, chunki u arzon, barqaror va mikroblar morfologiyasini aniq ko'rsatadi; bundan tashqari, ba'zi hujayra ichidagi tuzilmalarni (donachalar, vakuolalar) yaxshi namoyon qiladi.</w:t>
-      </w:r>
-    </w:p>
-    <w:p>
-      <w:pPr>
-        <w:pStyle w:val="Heading2"/>
-        <w:spacing w:after="120" w:before="200"/>
-      </w:pPr>
-      <w:r>
-        <w:t xml:space="preserve">Natijani baholash</w:t>
-      </w:r>
-    </w:p>
-    <w:p>
-      <w:pPr>
-        <w:spacing w:after="120" w:line="276"/>
-        <w:jc w:val="both"/>
-      </w:pPr>
-      <w:r>
-        <w:t xml:space="preserve">Oddiy bo'yashdan keyin barcha mikroblar bir xil rangga bo'yaladi va fonga nisbatan yaqqol ajralib turadi. Mikroskopda hujayralarning shakli (kokk, tayoqcha, egri tayoqcha), o'lchami va o'zaro joylashuvi (yakka, juft — diplo, zanjir — strepto, to'da — stafilo) aniqlanadi [1][2]. Bu ma'lumotlar mikrobni dastlabki tasniflashda va keyingi differensial bo'yash usullarini tanlashda yo'naltiruvchi bo'lib xizmat qiladi.</w:t>
-      </w:r>
-    </w:p>
-    <w:p>
-      <w:pPr>
-        <w:pStyle w:val="Heading2"/>
-        <w:spacing w:after="120" w:before="200"/>
-      </w:pPr>
-      <w:r>
-        <w:t xml:space="preserve">Afzalliklari va cheklovlari</w:t>
-      </w:r>
-    </w:p>
-    <w:p>
-      <w:pPr>
-        <w:spacing w:after="120" w:line="276"/>
-        <w:jc w:val="both"/>
-      </w:pPr>
-      <w:r>
-        <w:t xml:space="preserve">Oddiy bo'yashning asosiy afzalliklari — tezligi, soddaligi va arzonligidir; u bir bosqichda bajariladi va maxsus reaktivlarni talab qilmaydi [2]. Biroq usulning cheklovi shundaki, u mikroblarni ichki tuzilishi yoki devori xususiyatlariga ko'ra ajrata olmaydi. Mikroblarni Gram-musbat va Gram-manfiy guruhlarga ajratish yoki kislotabardosh tayoqchalarni aniqlash uchun differensial bo'yash usullari (Gram, Sil-Nilsen) qo'llaniladi.</w:t>
-      </w:r>
-    </w:p>
-    <w:p>
-      <w:pPr>
-        <w:spacing w:after="120" w:line="276"/>
-        <w:jc w:val="both"/>
-      </w:pPr>
-      <w:r>
-        <w:t xml:space="preserve">Oddiy bo'yashda ham texnik aniqlik muhim: bo'yoq vaqtini saqlash, surtmani kuchli suv oqimi bilan yuvmaslik, preparatni ehtiyotkorlik bilan quritish natija sifatini belgilaydi [2]. Juda uzoq bo'yalgan preparatda fon qorayadi va mikroblar fondan ajralmaydi; juda qisqa bo'yalgan preparatda esa hujayralar och va kam ko'rinadi. Shuningdek, qalin surtma bo'yoqni notekis qabul qiladi, bu yana yupqa surtma tayyorlash muhimligini ko'rsatadi.</w:t>
-      </w:r>
-    </w:p>
-    <w:p>
-      <w:pPr>
-        <w:spacing w:after="120" w:line="276"/>
-        <w:jc w:val="both"/>
-      </w:pPr>
-      <w:r>
-        <w:t xml:space="preserve">Oddiy bo'yash natijasi doimo boshqa ma'lumotlar bilan birgalikda talqin qilinadi. Masalan, surtmada ko'plab bir xil mikroblar va yallig'lanish hujayralari (leykotsitlar) topilishi infeksion jarayonga ishora qilishi mumkin, biroq aniq tashxis uchun kultural va biokimyoviy tekshiruvlar zarur [1][2]. Shu tarzda oddiy bo'yash diagnostik zanjirning dastlabki, yo'naltiruvchi bo'g'ini bo'lib xizmat qiladi.</w:t>
-      </w:r>
-    </w:p>
-    <w:p>
-      <w:pPr>
-        <w:pStyle w:val="Heading2"/>
-        <w:spacing w:after="120" w:before="200"/>
-      </w:pPr>
-      <w:r>
-        <w:t xml:space="preserve">Negativ bo'yash haqida qisqacha</w:t>
-      </w:r>
-    </w:p>
-    <w:p>
-      <w:pPr>
-        <w:spacing w:after="120" w:line="276"/>
-        <w:jc w:val="both"/>
-      </w:pPr>
-      <w:r>
-        <w:t xml:space="preserve">Oddiy bo'yashning o'ziga xos ko'rinishi — negativ (fon) bo'yashdir. Bunda hujayra emas, balki uning atrofidagi fon bo'yaladi (masalan, tush — tush yoki nigrozin yordamida), mikroblar esa rangsiz, yorug' zonalar sifatida ko'rinadi [1][2]. Bu usul kapsulali mikroblarni (masalan, Klebsiella, pnevmokokk) va bo'yashga qiyin mikroblarni ko'rsatishda qulay, chunki issiqlik va kuchli reaktivlar ishlatilmagani uchun hujayra o'lchami va kapsula tabiiy holatda saqlanadi.</w:t>
-      </w:r>
-    </w:p>
-    <w:p>
-      <w:pPr>
-        <w:pStyle w:val="Heading2"/>
-        <w:spacing w:after="120" w:before="200"/>
-      </w:pPr>
-      <w:r>
         <w:t xml:space="preserve">Xulosa</w:t>
       </w:r>
     </w:p>
@@ -332,7 +328,7 @@
         <w:jc w:val="both"/>
       </w:pPr>
       <w:r>
-        <w:t xml:space="preserve">Oddiy bo'yash — mikroblarning morfologiyasini o'rganishning eng sodda va tez usulidir. Asosli bo'yoq yordamida barcha mikroblar bir xil rangga bo'yalib, ularning shakli, o'lchami va joylashuvi aniqlanadi. Bu usul mustaqil tashxis vositasi sifatida cheklangan bo'lsa-da, mikroskopik tahlilning birinchi, yo'naltiruvchi bosqichi sifatida bakteriologik amaliyotda muhim o'rin tutadi va differensial bo'yash usullarini to'g'ri tanlashga zamin yaratadi. Shu bois uni har bir laborant ishonch bilan bajara olishi kerak.</w:t>
+        <w:t xml:space="preserve">Quritish va fiksatsiya — surtma preparatni bo'yashga tayyorlashning ajralmas bosqichlaridir. To'g'ri quritish hujayra shaklini saqlaydi, fiksatsiya esa mikroblarni oynaga mustahkam biriktiradi, zararsizlantiradi va bo'yashga tayyorlaydi. Usulni to'g'ri tanlash va texnik qoidalarga rioya qilish sifatli, ishonchli natija beradigan preparat olishning kafolatidir. Bu bosqichlardagi e'tiborsizlik keyingi bo'yash va mikroskopiya natijalarini butunlay yaroqsiz qilib qo'yishi mumkinligini laborant doimo yodda tutishi lozim. Shuning uchun bu bosqichlar ham diqqat va kasbiy mas'uliyat bilan bajarilishi talab etiladi.</w:t>
       </w:r>
     </w:p>
     <w:p>
@@ -365,7 +361,7 @@
         <w:spacing w:after="80" w:line="260"/>
       </w:pPr>
       <w:r>
-        <w:t xml:space="preserve">3. Procop GW, et al. Koneman's Color Atlas and Textbook of Diagnostic Microbiology. 7th ed. Philadelphia: Wolters Kluwer; 2017. ISBN 978-1-4511-1659-5.</w:t>
+        <w:t xml:space="preserve">3. World Health Organization. Laboratory biosafety manual. 4th ed. Geneva: WHO; 2020. URL: https://apps.who.int/iris/handle/10665/337956</w:t>
       </w:r>
     </w:p>
     <w:sectPr>
@@ -569,13 +565,13 @@
     </w:lvlOverride>
   </w:num>
   <w:num w:numId="2">
-    <w:abstractNumId w:val="2"/>
+    <w:abstractNumId w:val="3"/>
     <w:lvlOverride w:ilvl="0">
       <w:startOverride w:val="1"/>
     </w:lvlOverride>
   </w:num>
   <w:num w:numId="3">
-    <w:abstractNumId w:val="3"/>
+    <w:abstractNumId w:val="2"/>
     <w:lvlOverride w:ilvl="0">
       <w:startOverride w:val="1"/>
     </w:lvlOverride>
